--- a/_DESIGN/Updates-20250811.docx
+++ b/_DESIGN/Updates-20250811.docx
@@ -34,21 +34,7 @@
             <w:rStyle w:val="Hyperlink"/>
             <w:color w:val="196B24" w:themeColor="accent3"/>
           </w:rPr>
-          <w:t> PATHFINDER- J&amp;J Internal Access Li</w:t>
-        </w:r>
-        <w:r>
-          <w:rPr>
-            <w:rStyle w:val="Hyperlink"/>
-            <w:color w:val="196B24" w:themeColor="accent3"/>
-          </w:rPr>
-          <w:t>s</w:t>
-        </w:r>
-        <w:r>
-          <w:rPr>
-            <w:rStyle w:val="Hyperlink"/>
-            <w:color w:val="196B24" w:themeColor="accent3"/>
-          </w:rPr>
-          <w:t>t.xlsx</w:t>
+          <w:t> PATHFINDER- J&amp;J Internal Access List.xlsx</w:t>
         </w:r>
       </w:hyperlink>
     </w:p>
@@ -192,7 +178,7 @@
           <w:numId w:val="1"/>
         </w:numPr>
         <w:rPr>
-          <w:color w:val="E97132" w:themeColor="accent2"/>
+          <w:color w:val="196B24" w:themeColor="accent3"/>
         </w:rPr>
       </w:pPr>
       <w:r>
@@ -205,13 +191,7 @@
         <w:rPr>
           <w:color w:val="E97132" w:themeColor="accent2"/>
         </w:rPr>
-        <w:t xml:space="preserve"> – </w:t>
-      </w:r>
-      <w:r>
-        <w:rPr>
-          <w:color w:val="E97132" w:themeColor="accent2"/>
-        </w:rPr>
-        <w:t xml:space="preserve">confirm correct PDF: </w:t>
+        <w:t xml:space="preserve"> – confirm correct PDF: </w:t>
       </w:r>
       <w:r>
         <w:rPr>
@@ -220,6 +200,14 @@
           <w:color w:val="E97132" w:themeColor="accent2"/>
         </w:rPr>
         <w:t>Kinematic-Restoration-Handbook-US_ORT_DGSR_395356.pdf</w:t>
+      </w:r>
+      <w:r>
+        <w:rPr>
+          <w:b/>
+          <w:bCs/>
+          <w:color w:val="E97132" w:themeColor="accent2"/>
+        </w:rPr>
+        <w:t xml:space="preserve"> – James sending correct doc</w:t>
       </w:r>
     </w:p>
     <w:p>
@@ -253,6 +241,42 @@
         </w:rPr>
         <w:t>)</w:t>
       </w:r>
+      <w:r>
+        <w:rPr>
+          <w:color w:val="196B24" w:themeColor="accent3"/>
+        </w:rPr>
+        <w:t xml:space="preserve"> – </w:t>
+      </w:r>
+      <w:r>
+        <w:rPr>
+          <w:color w:val="196B24" w:themeColor="accent3"/>
+        </w:rPr>
+        <w:t xml:space="preserve">RMS </w:t>
+      </w:r>
+      <w:r>
+        <w:rPr>
+          <w:color w:val="196B24" w:themeColor="accent3"/>
+        </w:rPr>
+        <w:t>Update</w:t>
+      </w:r>
+      <w:r>
+        <w:rPr>
+          <w:color w:val="196B24" w:themeColor="accent3"/>
+        </w:rPr>
+        <w:t>d</w:t>
+      </w:r>
+      <w:r>
+        <w:rPr>
+          <w:color w:val="196B24" w:themeColor="accent3"/>
+        </w:rPr>
+        <w:t xml:space="preserve"> to local document</w:t>
+      </w:r>
+      <w:r>
+        <w:rPr>
+          <w:color w:val="196B24" w:themeColor="accent3"/>
+        </w:rPr>
+        <w:t xml:space="preserve"> on server</w:t>
+      </w:r>
     </w:p>
     <w:p>
       <w:pPr>
@@ -260,8 +284,14 @@
           <w:ilvl w:val="0"/>
           <w:numId w:val="1"/>
         </w:numPr>
+        <w:rPr>
+          <w:color w:val="196B24" w:themeColor="accent3"/>
+        </w:rPr>
       </w:pPr>
       <w:r>
+        <w:rPr>
+          <w:color w:val="196B24" w:themeColor="accent3"/>
+        </w:rPr>
         <w:t>On “Home” page, include button to open KR Handbook (not shareable externally, FSO only)- “View the KR Handbook”</w:t>
       </w:r>
     </w:p>
@@ -288,8 +318,14 @@
           <w:ilvl w:val="0"/>
           <w:numId w:val="1"/>
         </w:numPr>
+        <w:rPr>
+          <w:color w:val="196B24" w:themeColor="accent3"/>
+        </w:rPr>
       </w:pPr>
       <w:r>
+        <w:rPr>
+          <w:color w:val="196B24" w:themeColor="accent3"/>
+        </w:rPr>
         <w:t>Change first question from “Choose one…” to “How do you sequence your resections during total knee arthroplasty (TKA)?</w:t>
       </w:r>
     </w:p>
@@ -299,11 +335,57 @@
           <w:ilvl w:val="0"/>
           <w:numId w:val="1"/>
         </w:numPr>
+        <w:rPr>
+          <w:color w:val="196B24" w:themeColor="accent3"/>
+        </w:rPr>
       </w:pPr>
       <w:r>
+        <w:rPr>
+          <w:color w:val="196B24" w:themeColor="accent3"/>
+        </w:rPr>
+        <w:t>Update Glossary</w:t>
+      </w:r>
+    </w:p>
+    <w:p>
+      <w:pPr>
+        <w:numPr>
+          <w:ilvl w:val="0"/>
+          <w:numId w:val="1"/>
+        </w:numPr>
+        <w:rPr>
+          <w:color w:val="196B24" w:themeColor="accent3"/>
+        </w:rPr>
+      </w:pPr>
+      <w:r>
+        <w:rPr>
+          <w:color w:val="196B24" w:themeColor="accent3"/>
+        </w:rPr>
         <w:t>Sharing table for scoring as requested.</w:t>
       </w:r>
+      <w:r>
+        <w:rPr>
+          <w:color w:val="196B24" w:themeColor="accent3"/>
+        </w:rPr>
+        <w:t xml:space="preserve"> – Update </w:t>
+      </w:r>
+      <w:proofErr w:type="spellStart"/>
+      <w:proofErr w:type="gramStart"/>
+      <w:r>
+        <w:rPr>
+          <w:color w:val="196B24" w:themeColor="accent3"/>
+        </w:rPr>
+        <w:t>questions.json</w:t>
+      </w:r>
+      <w:proofErr w:type="spellEnd"/>
+      <w:proofErr w:type="gramEnd"/>
+      <w:r>
+        <w:rPr>
+          <w:color w:val="196B24" w:themeColor="accent3"/>
+        </w:rPr>
+        <w:t xml:space="preserve"> with this</w:t>
+      </w:r>
     </w:p>
+    <w:p/>
     <w:p>
       <w:r>
         <w:t> </w:t>
@@ -311,12 +393,13 @@
     </w:p>
     <w:p>
       <w:r>
+        <w:lastRenderedPageBreak/>
         <w:br w:type="page"/>
       </w:r>
     </w:p>
     <w:tbl>
       <w:tblPr>
-        <w:tblW w:w="10944" w:type="dxa"/>
+        <w:tblW w:w="10800" w:type="dxa"/>
         <w:shd w:val="clear" w:color="auto" w:fill="FFFFFF"/>
         <w:tblCellMar>
           <w:left w:w="0" w:type="dxa"/>
@@ -325,22 +408,22 @@
         <w:tblLook w:val="04A0" w:firstRow="1" w:lastRow="0" w:firstColumn="1" w:lastColumn="0" w:noHBand="0" w:noVBand="1"/>
       </w:tblPr>
       <w:tblGrid>
-        <w:gridCol w:w="470"/>
-        <w:gridCol w:w="2808"/>
-        <w:gridCol w:w="5585"/>
-        <w:gridCol w:w="500"/>
-        <w:gridCol w:w="523"/>
-        <w:gridCol w:w="544"/>
-        <w:gridCol w:w="514"/>
+        <w:gridCol w:w="466"/>
+        <w:gridCol w:w="4379"/>
+        <w:gridCol w:w="3830"/>
+        <w:gridCol w:w="540"/>
+        <w:gridCol w:w="524"/>
+        <w:gridCol w:w="546"/>
+        <w:gridCol w:w="515"/>
       </w:tblGrid>
       <w:tr>
         <w:trPr>
           <w:cantSplit/>
-          <w:trHeight w:val="526"/>
+          <w:tblHeader/>
         </w:trPr>
         <w:tc>
           <w:tcPr>
-            <w:tcW w:w="488" w:type="dxa"/>
+            <w:tcW w:w="466" w:type="dxa"/>
             <w:tcBorders>
               <w:top w:val="single" w:sz="12" w:space="0" w:color="000000"/>
               <w:left w:val="single" w:sz="12" w:space="0" w:color="000000"/>
@@ -358,22 +441,25 @@
             <w:hideMark/>
           </w:tcPr>
           <w:p>
+            <w:pPr>
+              <w:rPr>
+                <w:b/>
+                <w:bCs/>
+              </w:rPr>
+            </w:pPr>
             <w:r>
               <w:rPr>
                 <w:b/>
                 <w:bCs/>
               </w:rPr>
               <w:lastRenderedPageBreak/>
-              <w:t>#</w:t>
-            </w:r>
-            <w:r>
-              <w:t> </w:t>
-            </w:r>
-          </w:p>
-        </w:tc>
-        <w:tc>
-          <w:tcPr>
-            <w:tcW w:w="2940" w:type="dxa"/>
+              <w:t># </w:t>
+            </w:r>
+          </w:p>
+        </w:tc>
+        <w:tc>
+          <w:tcPr>
+            <w:tcW w:w="4379" w:type="dxa"/>
             <w:tcBorders>
               <w:top w:val="single" w:sz="12" w:space="0" w:color="000000"/>
               <w:left w:val="nil"/>
@@ -391,53 +477,24 @@
             <w:hideMark/>
           </w:tcPr>
           <w:p>
-            <w:r>
+            <w:pPr>
               <w:rPr>
                 <w:b/>
                 <w:bCs/>
               </w:rPr>
-              <w:t>Question</w:t>
-            </w:r>
-            <w:r>
-              <w:t> </w:t>
-            </w:r>
-          </w:p>
-        </w:tc>
-        <w:tc>
-          <w:tcPr>
-            <w:tcW w:w="5975" w:type="dxa"/>
-            <w:tcBorders>
-              <w:top w:val="single" w:sz="12" w:space="0" w:color="000000"/>
-              <w:left w:val="nil"/>
-              <w:bottom w:val="single" w:sz="12" w:space="0" w:color="000000"/>
-              <w:right w:val="single" w:sz="12" w:space="0" w:color="000000"/>
-            </w:tcBorders>
-            <w:shd w:val="clear" w:color="auto" w:fill="FFFFFF"/>
-            <w:tcMar>
-              <w:top w:w="27" w:type="dxa"/>
-              <w:left w:w="54" w:type="dxa"/>
-              <w:bottom w:w="27" w:type="dxa"/>
-              <w:right w:w="54" w:type="dxa"/>
-            </w:tcMar>
-            <w:vAlign w:val="center"/>
-            <w:hideMark/>
-          </w:tcPr>
-          <w:p>
+            </w:pPr>
             <w:r>
               <w:rPr>
                 <w:b/>
                 <w:bCs/>
               </w:rPr>
-              <w:t>Answer Options</w:t>
-            </w:r>
-            <w:r>
-              <w:t> </w:t>
-            </w:r>
-          </w:p>
-        </w:tc>
-        <w:tc>
-          <w:tcPr>
-            <w:tcW w:w="505" w:type="dxa"/>
+              <w:t>Question </w:t>
+            </w:r>
+          </w:p>
+        </w:tc>
+        <w:tc>
+          <w:tcPr>
+            <w:tcW w:w="3830" w:type="dxa"/>
             <w:tcBorders>
               <w:top w:val="single" w:sz="12" w:space="0" w:color="000000"/>
               <w:left w:val="nil"/>
@@ -456,7 +513,46 @@
           </w:tcPr>
           <w:p>
             <w:pPr>
-              <w:jc w:val="center"/>
+              <w:rPr>
+                <w:b/>
+                <w:bCs/>
+              </w:rPr>
+            </w:pPr>
+            <w:r>
+              <w:rPr>
+                <w:b/>
+                <w:bCs/>
+              </w:rPr>
+              <w:t>Answer Options </w:t>
+            </w:r>
+          </w:p>
+        </w:tc>
+        <w:tc>
+          <w:tcPr>
+            <w:tcW w:w="540" w:type="dxa"/>
+            <w:tcBorders>
+              <w:top w:val="single" w:sz="12" w:space="0" w:color="000000"/>
+              <w:left w:val="nil"/>
+              <w:bottom w:val="single" w:sz="12" w:space="0" w:color="000000"/>
+              <w:right w:val="single" w:sz="12" w:space="0" w:color="000000"/>
+            </w:tcBorders>
+            <w:shd w:val="clear" w:color="auto" w:fill="FFFFFF"/>
+            <w:tcMar>
+              <w:top w:w="27" w:type="dxa"/>
+              <w:left w:w="54" w:type="dxa"/>
+              <w:bottom w:w="27" w:type="dxa"/>
+              <w:right w:w="54" w:type="dxa"/>
+            </w:tcMar>
+            <w:vAlign w:val="center"/>
+            <w:hideMark/>
+          </w:tcPr>
+          <w:p>
+            <w:pPr>
+              <w:jc w:val="center"/>
+              <w:rPr>
+                <w:b/>
+                <w:bCs/>
+              </w:rPr>
             </w:pPr>
             <w:r>
               <w:rPr>
@@ -469,7 +565,7 @@
         </w:tc>
         <w:tc>
           <w:tcPr>
-            <w:tcW w:w="534" w:type="dxa"/>
+            <w:tcW w:w="524" w:type="dxa"/>
             <w:tcBorders>
               <w:top w:val="single" w:sz="12" w:space="0" w:color="000000"/>
               <w:left w:val="nil"/>
@@ -489,6 +585,10 @@
           <w:p>
             <w:pPr>
               <w:jc w:val="center"/>
+              <w:rPr>
+                <w:b/>
+                <w:bCs/>
+              </w:rPr>
             </w:pPr>
             <w:r>
               <w:rPr>
@@ -501,7 +601,7 @@
         </w:tc>
         <w:tc>
           <w:tcPr>
-            <w:tcW w:w="551" w:type="dxa"/>
+            <w:tcW w:w="546" w:type="dxa"/>
             <w:tcBorders>
               <w:top w:val="single" w:sz="12" w:space="0" w:color="000000"/>
               <w:left w:val="nil"/>
@@ -521,6 +621,10 @@
           <w:p>
             <w:pPr>
               <w:jc w:val="center"/>
+              <w:rPr>
+                <w:b/>
+                <w:bCs/>
+              </w:rPr>
             </w:pPr>
             <w:proofErr w:type="spellStart"/>
             <w:r>
@@ -535,7 +639,7 @@
         </w:tc>
         <w:tc>
           <w:tcPr>
-            <w:tcW w:w="527" w:type="dxa"/>
+            <w:tcW w:w="515" w:type="dxa"/>
             <w:tcBorders>
               <w:top w:val="single" w:sz="12" w:space="0" w:color="000000"/>
               <w:left w:val="nil"/>
@@ -555,6 +659,10 @@
           <w:p>
             <w:pPr>
               <w:jc w:val="center"/>
+              <w:rPr>
+                <w:b/>
+                <w:bCs/>
+              </w:rPr>
             </w:pPr>
             <w:r>
               <w:rPr>
@@ -569,11 +677,12 @@
       <w:tr>
         <w:trPr>
           <w:cantSplit/>
-          <w:trHeight w:val="287"/>
+          <w:trHeight w:val="609"/>
+          <w:tblHeader/>
         </w:trPr>
         <w:tc>
           <w:tcPr>
-            <w:tcW w:w="488" w:type="dxa"/>
+            <w:tcW w:w="466" w:type="dxa"/>
             <w:tcBorders>
               <w:top w:val="nil"/>
               <w:left w:val="single" w:sz="12" w:space="0" w:color="000000"/>
@@ -598,7 +707,7 @@
         </w:tc>
         <w:tc>
           <w:tcPr>
-            <w:tcW w:w="2940" w:type="dxa"/>
+            <w:tcW w:w="4379" w:type="dxa"/>
             <w:tcBorders>
               <w:top w:val="nil"/>
               <w:left w:val="nil"/>
@@ -623,7 +732,7 @@
         </w:tc>
         <w:tc>
           <w:tcPr>
-            <w:tcW w:w="5975" w:type="dxa"/>
+            <w:tcW w:w="3830" w:type="dxa"/>
             <w:tcBorders>
               <w:top w:val="nil"/>
               <w:left w:val="nil"/>
@@ -648,7 +757,7 @@
         </w:tc>
         <w:tc>
           <w:tcPr>
-            <w:tcW w:w="505" w:type="dxa"/>
+            <w:tcW w:w="540" w:type="dxa"/>
             <w:tcBorders>
               <w:top w:val="nil"/>
               <w:left w:val="nil"/>
@@ -676,7 +785,7 @@
         </w:tc>
         <w:tc>
           <w:tcPr>
-            <w:tcW w:w="534" w:type="dxa"/>
+            <w:tcW w:w="524" w:type="dxa"/>
             <w:tcBorders>
               <w:top w:val="nil"/>
               <w:left w:val="nil"/>
@@ -704,7 +813,7 @@
         </w:tc>
         <w:tc>
           <w:tcPr>
-            <w:tcW w:w="551" w:type="dxa"/>
+            <w:tcW w:w="546" w:type="dxa"/>
             <w:tcBorders>
               <w:top w:val="nil"/>
               <w:left w:val="nil"/>
@@ -732,7 +841,7 @@
         </w:tc>
         <w:tc>
           <w:tcPr>
-            <w:tcW w:w="527" w:type="dxa"/>
+            <w:tcW w:w="515" w:type="dxa"/>
             <w:tcBorders>
               <w:top w:val="nil"/>
               <w:left w:val="nil"/>
@@ -763,10 +872,11 @@
         <w:trPr>
           <w:cantSplit/>
           <w:trHeight w:val="287"/>
+          <w:tblHeader/>
         </w:trPr>
         <w:tc>
           <w:tcPr>
-            <w:tcW w:w="488" w:type="dxa"/>
+            <w:tcW w:w="466" w:type="dxa"/>
             <w:tcBorders>
               <w:top w:val="nil"/>
               <w:left w:val="single" w:sz="12" w:space="0" w:color="000000"/>
@@ -791,7 +901,7 @@
         </w:tc>
         <w:tc>
           <w:tcPr>
-            <w:tcW w:w="2940" w:type="dxa"/>
+            <w:tcW w:w="4379" w:type="dxa"/>
             <w:tcBorders>
               <w:top w:val="nil"/>
               <w:left w:val="nil"/>
@@ -816,7 +926,7 @@
         </w:tc>
         <w:tc>
           <w:tcPr>
-            <w:tcW w:w="5975" w:type="dxa"/>
+            <w:tcW w:w="3830" w:type="dxa"/>
             <w:tcBorders>
               <w:top w:val="nil"/>
               <w:left w:val="nil"/>
@@ -841,7 +951,7 @@
         </w:tc>
         <w:tc>
           <w:tcPr>
-            <w:tcW w:w="505" w:type="dxa"/>
+            <w:tcW w:w="540" w:type="dxa"/>
             <w:tcBorders>
               <w:top w:val="nil"/>
               <w:left w:val="nil"/>
@@ -869,7 +979,7 @@
         </w:tc>
         <w:tc>
           <w:tcPr>
-            <w:tcW w:w="534" w:type="dxa"/>
+            <w:tcW w:w="524" w:type="dxa"/>
             <w:tcBorders>
               <w:top w:val="nil"/>
               <w:left w:val="nil"/>
@@ -897,7 +1007,7 @@
         </w:tc>
         <w:tc>
           <w:tcPr>
-            <w:tcW w:w="551" w:type="dxa"/>
+            <w:tcW w:w="546" w:type="dxa"/>
             <w:tcBorders>
               <w:top w:val="nil"/>
               <w:left w:val="nil"/>
@@ -925,7 +1035,7 @@
         </w:tc>
         <w:tc>
           <w:tcPr>
-            <w:tcW w:w="527" w:type="dxa"/>
+            <w:tcW w:w="515" w:type="dxa"/>
             <w:tcBorders>
               <w:top w:val="nil"/>
               <w:left w:val="nil"/>
@@ -956,10 +1066,11 @@
         <w:trPr>
           <w:cantSplit/>
           <w:trHeight w:val="287"/>
+          <w:tblHeader/>
         </w:trPr>
         <w:tc>
           <w:tcPr>
-            <w:tcW w:w="488" w:type="dxa"/>
+            <w:tcW w:w="466" w:type="dxa"/>
             <w:tcBorders>
               <w:top w:val="nil"/>
               <w:left w:val="single" w:sz="12" w:space="0" w:color="000000"/>
@@ -984,7 +1095,7 @@
         </w:tc>
         <w:tc>
           <w:tcPr>
-            <w:tcW w:w="2940" w:type="dxa"/>
+            <w:tcW w:w="4379" w:type="dxa"/>
             <w:tcBorders>
               <w:top w:val="nil"/>
               <w:left w:val="nil"/>
@@ -1009,7 +1120,7 @@
         </w:tc>
         <w:tc>
           <w:tcPr>
-            <w:tcW w:w="5975" w:type="dxa"/>
+            <w:tcW w:w="3830" w:type="dxa"/>
             <w:tcBorders>
               <w:top w:val="nil"/>
               <w:left w:val="nil"/>
@@ -1034,7 +1145,7 @@
         </w:tc>
         <w:tc>
           <w:tcPr>
-            <w:tcW w:w="505" w:type="dxa"/>
+            <w:tcW w:w="540" w:type="dxa"/>
             <w:tcBorders>
               <w:top w:val="nil"/>
               <w:left w:val="nil"/>
@@ -1062,7 +1173,7 @@
         </w:tc>
         <w:tc>
           <w:tcPr>
-            <w:tcW w:w="534" w:type="dxa"/>
+            <w:tcW w:w="524" w:type="dxa"/>
             <w:tcBorders>
               <w:top w:val="nil"/>
               <w:left w:val="nil"/>
@@ -1090,7 +1201,7 @@
         </w:tc>
         <w:tc>
           <w:tcPr>
-            <w:tcW w:w="551" w:type="dxa"/>
+            <w:tcW w:w="546" w:type="dxa"/>
             <w:tcBorders>
               <w:top w:val="nil"/>
               <w:left w:val="nil"/>
@@ -1118,7 +1229,7 @@
         </w:tc>
         <w:tc>
           <w:tcPr>
-            <w:tcW w:w="527" w:type="dxa"/>
+            <w:tcW w:w="515" w:type="dxa"/>
             <w:tcBorders>
               <w:top w:val="nil"/>
               <w:left w:val="nil"/>
@@ -1149,10 +1260,11 @@
         <w:trPr>
           <w:cantSplit/>
           <w:trHeight w:val="287"/>
+          <w:tblHeader/>
         </w:trPr>
         <w:tc>
           <w:tcPr>
-            <w:tcW w:w="488" w:type="dxa"/>
+            <w:tcW w:w="466" w:type="dxa"/>
             <w:tcBorders>
               <w:top w:val="nil"/>
               <w:left w:val="single" w:sz="12" w:space="0" w:color="000000"/>
@@ -1177,7 +1289,7 @@
         </w:tc>
         <w:tc>
           <w:tcPr>
-            <w:tcW w:w="2940" w:type="dxa"/>
+            <w:tcW w:w="4379" w:type="dxa"/>
             <w:tcBorders>
               <w:top w:val="nil"/>
               <w:left w:val="nil"/>
@@ -1202,7 +1314,7 @@
         </w:tc>
         <w:tc>
           <w:tcPr>
-            <w:tcW w:w="5975" w:type="dxa"/>
+            <w:tcW w:w="3830" w:type="dxa"/>
             <w:tcBorders>
               <w:top w:val="nil"/>
               <w:left w:val="nil"/>
@@ -1227,7 +1339,7 @@
         </w:tc>
         <w:tc>
           <w:tcPr>
-            <w:tcW w:w="505" w:type="dxa"/>
+            <w:tcW w:w="540" w:type="dxa"/>
             <w:tcBorders>
               <w:top w:val="nil"/>
               <w:left w:val="nil"/>
@@ -1255,7 +1367,7 @@
         </w:tc>
         <w:tc>
           <w:tcPr>
-            <w:tcW w:w="534" w:type="dxa"/>
+            <w:tcW w:w="524" w:type="dxa"/>
             <w:tcBorders>
               <w:top w:val="nil"/>
               <w:left w:val="nil"/>
@@ -1283,7 +1395,7 @@
         </w:tc>
         <w:tc>
           <w:tcPr>
-            <w:tcW w:w="551" w:type="dxa"/>
+            <w:tcW w:w="546" w:type="dxa"/>
             <w:tcBorders>
               <w:top w:val="nil"/>
               <w:left w:val="nil"/>
@@ -1311,7 +1423,7 @@
         </w:tc>
         <w:tc>
           <w:tcPr>
-            <w:tcW w:w="527" w:type="dxa"/>
+            <w:tcW w:w="515" w:type="dxa"/>
             <w:tcBorders>
               <w:top w:val="nil"/>
               <w:left w:val="nil"/>
@@ -1342,10 +1454,11 @@
         <w:trPr>
           <w:cantSplit/>
           <w:trHeight w:val="287"/>
+          <w:tblHeader/>
         </w:trPr>
         <w:tc>
           <w:tcPr>
-            <w:tcW w:w="488" w:type="dxa"/>
+            <w:tcW w:w="466" w:type="dxa"/>
             <w:tcBorders>
               <w:top w:val="nil"/>
               <w:left w:val="single" w:sz="12" w:space="0" w:color="000000"/>
@@ -1370,7 +1483,7 @@
         </w:tc>
         <w:tc>
           <w:tcPr>
-            <w:tcW w:w="2940" w:type="dxa"/>
+            <w:tcW w:w="4379" w:type="dxa"/>
             <w:tcBorders>
               <w:top w:val="nil"/>
               <w:left w:val="nil"/>
@@ -1395,7 +1508,7 @@
         </w:tc>
         <w:tc>
           <w:tcPr>
-            <w:tcW w:w="5975" w:type="dxa"/>
+            <w:tcW w:w="3830" w:type="dxa"/>
             <w:tcBorders>
               <w:top w:val="nil"/>
               <w:left w:val="nil"/>
@@ -1420,7 +1533,7 @@
         </w:tc>
         <w:tc>
           <w:tcPr>
-            <w:tcW w:w="505" w:type="dxa"/>
+            <w:tcW w:w="540" w:type="dxa"/>
             <w:tcBorders>
               <w:top w:val="nil"/>
               <w:left w:val="nil"/>
@@ -1448,7 +1561,7 @@
         </w:tc>
         <w:tc>
           <w:tcPr>
-            <w:tcW w:w="534" w:type="dxa"/>
+            <w:tcW w:w="524" w:type="dxa"/>
             <w:tcBorders>
               <w:top w:val="nil"/>
               <w:left w:val="nil"/>
@@ -1476,7 +1589,7 @@
         </w:tc>
         <w:tc>
           <w:tcPr>
-            <w:tcW w:w="551" w:type="dxa"/>
+            <w:tcW w:w="546" w:type="dxa"/>
             <w:tcBorders>
               <w:top w:val="nil"/>
               <w:left w:val="nil"/>
@@ -1504,7 +1617,7 @@
         </w:tc>
         <w:tc>
           <w:tcPr>
-            <w:tcW w:w="527" w:type="dxa"/>
+            <w:tcW w:w="515" w:type="dxa"/>
             <w:tcBorders>
               <w:top w:val="nil"/>
               <w:left w:val="nil"/>
@@ -1535,10 +1648,11 @@
         <w:trPr>
           <w:cantSplit/>
           <w:trHeight w:val="287"/>
+          <w:tblHeader/>
         </w:trPr>
         <w:tc>
           <w:tcPr>
-            <w:tcW w:w="488" w:type="dxa"/>
+            <w:tcW w:w="466" w:type="dxa"/>
             <w:tcBorders>
               <w:top w:val="nil"/>
               <w:left w:val="single" w:sz="12" w:space="0" w:color="000000"/>
@@ -1563,7 +1677,7 @@
         </w:tc>
         <w:tc>
           <w:tcPr>
-            <w:tcW w:w="2940" w:type="dxa"/>
+            <w:tcW w:w="4379" w:type="dxa"/>
             <w:tcBorders>
               <w:top w:val="nil"/>
               <w:left w:val="nil"/>
@@ -1588,7 +1702,7 @@
         </w:tc>
         <w:tc>
           <w:tcPr>
-            <w:tcW w:w="5975" w:type="dxa"/>
+            <w:tcW w:w="3830" w:type="dxa"/>
             <w:tcBorders>
               <w:top w:val="nil"/>
               <w:left w:val="nil"/>
@@ -1613,7 +1727,7 @@
         </w:tc>
         <w:tc>
           <w:tcPr>
-            <w:tcW w:w="505" w:type="dxa"/>
+            <w:tcW w:w="540" w:type="dxa"/>
             <w:tcBorders>
               <w:top w:val="nil"/>
               <w:left w:val="nil"/>
@@ -1641,7 +1755,7 @@
         </w:tc>
         <w:tc>
           <w:tcPr>
-            <w:tcW w:w="534" w:type="dxa"/>
+            <w:tcW w:w="524" w:type="dxa"/>
             <w:tcBorders>
               <w:top w:val="nil"/>
               <w:left w:val="nil"/>
@@ -1669,7 +1783,7 @@
         </w:tc>
         <w:tc>
           <w:tcPr>
-            <w:tcW w:w="551" w:type="dxa"/>
+            <w:tcW w:w="546" w:type="dxa"/>
             <w:tcBorders>
               <w:top w:val="nil"/>
               <w:left w:val="nil"/>
@@ -1697,7 +1811,7 @@
         </w:tc>
         <w:tc>
           <w:tcPr>
-            <w:tcW w:w="527" w:type="dxa"/>
+            <w:tcW w:w="515" w:type="dxa"/>
             <w:tcBorders>
               <w:top w:val="nil"/>
               <w:left w:val="nil"/>
@@ -1728,10 +1842,11 @@
         <w:trPr>
           <w:cantSplit/>
           <w:trHeight w:val="287"/>
+          <w:tblHeader/>
         </w:trPr>
         <w:tc>
           <w:tcPr>
-            <w:tcW w:w="488" w:type="dxa"/>
+            <w:tcW w:w="466" w:type="dxa"/>
             <w:tcBorders>
               <w:top w:val="nil"/>
               <w:left w:val="single" w:sz="12" w:space="0" w:color="000000"/>
@@ -1756,7 +1871,7 @@
         </w:tc>
         <w:tc>
           <w:tcPr>
-            <w:tcW w:w="2940" w:type="dxa"/>
+            <w:tcW w:w="4379" w:type="dxa"/>
             <w:tcBorders>
               <w:top w:val="nil"/>
               <w:left w:val="nil"/>
@@ -1781,7 +1896,7 @@
         </w:tc>
         <w:tc>
           <w:tcPr>
-            <w:tcW w:w="5975" w:type="dxa"/>
+            <w:tcW w:w="3830" w:type="dxa"/>
             <w:tcBorders>
               <w:top w:val="nil"/>
               <w:left w:val="nil"/>
@@ -1806,7 +1921,7 @@
         </w:tc>
         <w:tc>
           <w:tcPr>
-            <w:tcW w:w="505" w:type="dxa"/>
+            <w:tcW w:w="540" w:type="dxa"/>
             <w:tcBorders>
               <w:top w:val="nil"/>
               <w:left w:val="nil"/>
@@ -1834,7 +1949,7 @@
         </w:tc>
         <w:tc>
           <w:tcPr>
-            <w:tcW w:w="534" w:type="dxa"/>
+            <w:tcW w:w="524" w:type="dxa"/>
             <w:tcBorders>
               <w:top w:val="nil"/>
               <w:left w:val="nil"/>
@@ -1862,7 +1977,7 @@
         </w:tc>
         <w:tc>
           <w:tcPr>
-            <w:tcW w:w="551" w:type="dxa"/>
+            <w:tcW w:w="546" w:type="dxa"/>
             <w:tcBorders>
               <w:top w:val="nil"/>
               <w:left w:val="nil"/>
@@ -1890,7 +2005,7 @@
         </w:tc>
         <w:tc>
           <w:tcPr>
-            <w:tcW w:w="527" w:type="dxa"/>
+            <w:tcW w:w="515" w:type="dxa"/>
             <w:tcBorders>
               <w:top w:val="nil"/>
               <w:left w:val="nil"/>
@@ -1921,10 +2036,11 @@
         <w:trPr>
           <w:cantSplit/>
           <w:trHeight w:val="287"/>
+          <w:tblHeader/>
         </w:trPr>
         <w:tc>
           <w:tcPr>
-            <w:tcW w:w="488" w:type="dxa"/>
+            <w:tcW w:w="466" w:type="dxa"/>
             <w:tcBorders>
               <w:top w:val="nil"/>
               <w:left w:val="single" w:sz="12" w:space="0" w:color="000000"/>
@@ -1949,7 +2065,7 @@
         </w:tc>
         <w:tc>
           <w:tcPr>
-            <w:tcW w:w="2940" w:type="dxa"/>
+            <w:tcW w:w="4379" w:type="dxa"/>
             <w:tcBorders>
               <w:top w:val="nil"/>
               <w:left w:val="nil"/>
@@ -1974,7 +2090,7 @@
         </w:tc>
         <w:tc>
           <w:tcPr>
-            <w:tcW w:w="5975" w:type="dxa"/>
+            <w:tcW w:w="3830" w:type="dxa"/>
             <w:tcBorders>
               <w:top w:val="nil"/>
               <w:left w:val="nil"/>
@@ -1999,7 +2115,7 @@
         </w:tc>
         <w:tc>
           <w:tcPr>
-            <w:tcW w:w="505" w:type="dxa"/>
+            <w:tcW w:w="540" w:type="dxa"/>
             <w:tcBorders>
               <w:top w:val="nil"/>
               <w:left w:val="nil"/>
@@ -2027,7 +2143,7 @@
         </w:tc>
         <w:tc>
           <w:tcPr>
-            <w:tcW w:w="534" w:type="dxa"/>
+            <w:tcW w:w="524" w:type="dxa"/>
             <w:tcBorders>
               <w:top w:val="nil"/>
               <w:left w:val="nil"/>
@@ -2055,7 +2171,7 @@
         </w:tc>
         <w:tc>
           <w:tcPr>
-            <w:tcW w:w="551" w:type="dxa"/>
+            <w:tcW w:w="546" w:type="dxa"/>
             <w:tcBorders>
               <w:top w:val="nil"/>
               <w:left w:val="nil"/>
@@ -2083,7 +2199,7 @@
         </w:tc>
         <w:tc>
           <w:tcPr>
-            <w:tcW w:w="527" w:type="dxa"/>
+            <w:tcW w:w="515" w:type="dxa"/>
             <w:tcBorders>
               <w:top w:val="nil"/>
               <w:left w:val="nil"/>
@@ -2114,10 +2230,11 @@
         <w:trPr>
           <w:cantSplit/>
           <w:trHeight w:val="287"/>
+          <w:tblHeader/>
         </w:trPr>
         <w:tc>
           <w:tcPr>
-            <w:tcW w:w="488" w:type="dxa"/>
+            <w:tcW w:w="466" w:type="dxa"/>
             <w:tcBorders>
               <w:top w:val="nil"/>
               <w:left w:val="single" w:sz="12" w:space="0" w:color="000000"/>
@@ -2142,7 +2259,7 @@
         </w:tc>
         <w:tc>
           <w:tcPr>
-            <w:tcW w:w="2940" w:type="dxa"/>
+            <w:tcW w:w="4379" w:type="dxa"/>
             <w:tcBorders>
               <w:top w:val="nil"/>
               <w:left w:val="nil"/>
@@ -2167,7 +2284,7 @@
         </w:tc>
         <w:tc>
           <w:tcPr>
-            <w:tcW w:w="5975" w:type="dxa"/>
+            <w:tcW w:w="3830" w:type="dxa"/>
             <w:tcBorders>
               <w:top w:val="nil"/>
               <w:left w:val="nil"/>
@@ -2192,7 +2309,7 @@
         </w:tc>
         <w:tc>
           <w:tcPr>
-            <w:tcW w:w="505" w:type="dxa"/>
+            <w:tcW w:w="540" w:type="dxa"/>
             <w:tcBorders>
               <w:top w:val="nil"/>
               <w:left w:val="nil"/>
@@ -2220,7 +2337,7 @@
         </w:tc>
         <w:tc>
           <w:tcPr>
-            <w:tcW w:w="534" w:type="dxa"/>
+            <w:tcW w:w="524" w:type="dxa"/>
             <w:tcBorders>
               <w:top w:val="nil"/>
               <w:left w:val="nil"/>
@@ -2248,7 +2365,7 @@
         </w:tc>
         <w:tc>
           <w:tcPr>
-            <w:tcW w:w="551" w:type="dxa"/>
+            <w:tcW w:w="546" w:type="dxa"/>
             <w:tcBorders>
               <w:top w:val="nil"/>
               <w:left w:val="nil"/>
@@ -2276,7 +2393,7 @@
         </w:tc>
         <w:tc>
           <w:tcPr>
-            <w:tcW w:w="527" w:type="dxa"/>
+            <w:tcW w:w="515" w:type="dxa"/>
             <w:tcBorders>
               <w:top w:val="nil"/>
               <w:left w:val="nil"/>
@@ -2307,10 +2424,11 @@
         <w:trPr>
           <w:cantSplit/>
           <w:trHeight w:val="287"/>
+          <w:tblHeader/>
         </w:trPr>
         <w:tc>
           <w:tcPr>
-            <w:tcW w:w="488" w:type="dxa"/>
+            <w:tcW w:w="466" w:type="dxa"/>
             <w:tcBorders>
               <w:top w:val="nil"/>
               <w:left w:val="single" w:sz="12" w:space="0" w:color="000000"/>
@@ -2335,7 +2453,7 @@
         </w:tc>
         <w:tc>
           <w:tcPr>
-            <w:tcW w:w="2940" w:type="dxa"/>
+            <w:tcW w:w="4379" w:type="dxa"/>
             <w:tcBorders>
               <w:top w:val="nil"/>
               <w:left w:val="nil"/>
@@ -2360,7 +2478,7 @@
         </w:tc>
         <w:tc>
           <w:tcPr>
-            <w:tcW w:w="5975" w:type="dxa"/>
+            <w:tcW w:w="3830" w:type="dxa"/>
             <w:tcBorders>
               <w:top w:val="nil"/>
               <w:left w:val="nil"/>
@@ -2385,7 +2503,7 @@
         </w:tc>
         <w:tc>
           <w:tcPr>
-            <w:tcW w:w="505" w:type="dxa"/>
+            <w:tcW w:w="540" w:type="dxa"/>
             <w:tcBorders>
               <w:top w:val="nil"/>
               <w:left w:val="nil"/>
@@ -2413,7 +2531,7 @@
         </w:tc>
         <w:tc>
           <w:tcPr>
-            <w:tcW w:w="534" w:type="dxa"/>
+            <w:tcW w:w="524" w:type="dxa"/>
             <w:tcBorders>
               <w:top w:val="nil"/>
               <w:left w:val="nil"/>
@@ -2441,7 +2559,7 @@
         </w:tc>
         <w:tc>
           <w:tcPr>
-            <w:tcW w:w="551" w:type="dxa"/>
+            <w:tcW w:w="546" w:type="dxa"/>
             <w:tcBorders>
               <w:top w:val="nil"/>
               <w:left w:val="nil"/>
@@ -2469,7 +2587,7 @@
         </w:tc>
         <w:tc>
           <w:tcPr>
-            <w:tcW w:w="527" w:type="dxa"/>
+            <w:tcW w:w="515" w:type="dxa"/>
             <w:tcBorders>
               <w:top w:val="nil"/>
               <w:left w:val="nil"/>
@@ -2500,10 +2618,11 @@
         <w:trPr>
           <w:cantSplit/>
           <w:trHeight w:val="287"/>
+          <w:tblHeader/>
         </w:trPr>
         <w:tc>
           <w:tcPr>
-            <w:tcW w:w="488" w:type="dxa"/>
+            <w:tcW w:w="466" w:type="dxa"/>
             <w:tcBorders>
               <w:top w:val="nil"/>
               <w:left w:val="single" w:sz="12" w:space="0" w:color="000000"/>
@@ -2528,7 +2647,7 @@
         </w:tc>
         <w:tc>
           <w:tcPr>
-            <w:tcW w:w="2940" w:type="dxa"/>
+            <w:tcW w:w="4379" w:type="dxa"/>
             <w:tcBorders>
               <w:top w:val="nil"/>
               <w:left w:val="nil"/>
@@ -2553,7 +2672,7 @@
         </w:tc>
         <w:tc>
           <w:tcPr>
-            <w:tcW w:w="5975" w:type="dxa"/>
+            <w:tcW w:w="3830" w:type="dxa"/>
             <w:tcBorders>
               <w:top w:val="nil"/>
               <w:left w:val="nil"/>
@@ -2578,7 +2697,7 @@
         </w:tc>
         <w:tc>
           <w:tcPr>
-            <w:tcW w:w="505" w:type="dxa"/>
+            <w:tcW w:w="540" w:type="dxa"/>
             <w:tcBorders>
               <w:top w:val="nil"/>
               <w:left w:val="nil"/>
@@ -2606,7 +2725,7 @@
         </w:tc>
         <w:tc>
           <w:tcPr>
-            <w:tcW w:w="534" w:type="dxa"/>
+            <w:tcW w:w="524" w:type="dxa"/>
             <w:tcBorders>
               <w:top w:val="nil"/>
               <w:left w:val="nil"/>
@@ -2634,7 +2753,7 @@
         </w:tc>
         <w:tc>
           <w:tcPr>
-            <w:tcW w:w="551" w:type="dxa"/>
+            <w:tcW w:w="546" w:type="dxa"/>
             <w:tcBorders>
               <w:top w:val="nil"/>
               <w:left w:val="nil"/>
@@ -2662,7 +2781,7 @@
         </w:tc>
         <w:tc>
           <w:tcPr>
-            <w:tcW w:w="527" w:type="dxa"/>
+            <w:tcW w:w="515" w:type="dxa"/>
             <w:tcBorders>
               <w:top w:val="nil"/>
               <w:left w:val="nil"/>
@@ -2693,10 +2812,11 @@
         <w:trPr>
           <w:cantSplit/>
           <w:trHeight w:val="287"/>
+          <w:tblHeader/>
         </w:trPr>
         <w:tc>
           <w:tcPr>
-            <w:tcW w:w="488" w:type="dxa"/>
+            <w:tcW w:w="466" w:type="dxa"/>
             <w:tcBorders>
               <w:top w:val="nil"/>
               <w:left w:val="single" w:sz="12" w:space="0" w:color="000000"/>
@@ -2721,7 +2841,7 @@
         </w:tc>
         <w:tc>
           <w:tcPr>
-            <w:tcW w:w="2940" w:type="dxa"/>
+            <w:tcW w:w="4379" w:type="dxa"/>
             <w:tcBorders>
               <w:top w:val="nil"/>
               <w:left w:val="nil"/>
@@ -2746,7 +2866,7 @@
         </w:tc>
         <w:tc>
           <w:tcPr>
-            <w:tcW w:w="5975" w:type="dxa"/>
+            <w:tcW w:w="3830" w:type="dxa"/>
             <w:tcBorders>
               <w:top w:val="nil"/>
               <w:left w:val="nil"/>
@@ -2771,7 +2891,7 @@
         </w:tc>
         <w:tc>
           <w:tcPr>
-            <w:tcW w:w="505" w:type="dxa"/>
+            <w:tcW w:w="540" w:type="dxa"/>
             <w:tcBorders>
               <w:top w:val="nil"/>
               <w:left w:val="nil"/>
@@ -2799,7 +2919,7 @@
         </w:tc>
         <w:tc>
           <w:tcPr>
-            <w:tcW w:w="534" w:type="dxa"/>
+            <w:tcW w:w="524" w:type="dxa"/>
             <w:tcBorders>
               <w:top w:val="nil"/>
               <w:left w:val="nil"/>
@@ -2827,7 +2947,7 @@
         </w:tc>
         <w:tc>
           <w:tcPr>
-            <w:tcW w:w="551" w:type="dxa"/>
+            <w:tcW w:w="546" w:type="dxa"/>
             <w:tcBorders>
               <w:top w:val="nil"/>
               <w:left w:val="nil"/>
@@ -2855,7 +2975,7 @@
         </w:tc>
         <w:tc>
           <w:tcPr>
-            <w:tcW w:w="527" w:type="dxa"/>
+            <w:tcW w:w="515" w:type="dxa"/>
             <w:tcBorders>
               <w:top w:val="nil"/>
               <w:left w:val="nil"/>
@@ -2886,10 +3006,11 @@
         <w:trPr>
           <w:cantSplit/>
           <w:trHeight w:val="287"/>
+          <w:tblHeader/>
         </w:trPr>
         <w:tc>
           <w:tcPr>
-            <w:tcW w:w="488" w:type="dxa"/>
+            <w:tcW w:w="466" w:type="dxa"/>
             <w:tcBorders>
               <w:top w:val="nil"/>
               <w:left w:val="single" w:sz="12" w:space="0" w:color="000000"/>
@@ -2914,7 +3035,7 @@
         </w:tc>
         <w:tc>
           <w:tcPr>
-            <w:tcW w:w="2940" w:type="dxa"/>
+            <w:tcW w:w="4379" w:type="dxa"/>
             <w:tcBorders>
               <w:top w:val="nil"/>
               <w:left w:val="nil"/>
@@ -2939,7 +3060,7 @@
         </w:tc>
         <w:tc>
           <w:tcPr>
-            <w:tcW w:w="5975" w:type="dxa"/>
+            <w:tcW w:w="3830" w:type="dxa"/>
             <w:tcBorders>
               <w:top w:val="nil"/>
               <w:left w:val="nil"/>
@@ -2964,7 +3085,7 @@
         </w:tc>
         <w:tc>
           <w:tcPr>
-            <w:tcW w:w="505" w:type="dxa"/>
+            <w:tcW w:w="540" w:type="dxa"/>
             <w:tcBorders>
               <w:top w:val="nil"/>
               <w:left w:val="nil"/>
@@ -2992,7 +3113,7 @@
         </w:tc>
         <w:tc>
           <w:tcPr>
-            <w:tcW w:w="534" w:type="dxa"/>
+            <w:tcW w:w="524" w:type="dxa"/>
             <w:tcBorders>
               <w:top w:val="nil"/>
               <w:left w:val="nil"/>
@@ -3020,7 +3141,7 @@
         </w:tc>
         <w:tc>
           <w:tcPr>
-            <w:tcW w:w="551" w:type="dxa"/>
+            <w:tcW w:w="546" w:type="dxa"/>
             <w:tcBorders>
               <w:top w:val="nil"/>
               <w:left w:val="nil"/>
@@ -3048,7 +3169,7 @@
         </w:tc>
         <w:tc>
           <w:tcPr>
-            <w:tcW w:w="527" w:type="dxa"/>
+            <w:tcW w:w="515" w:type="dxa"/>
             <w:tcBorders>
               <w:top w:val="nil"/>
               <w:left w:val="nil"/>
@@ -3079,10 +3200,11 @@
         <w:trPr>
           <w:cantSplit/>
           <w:trHeight w:val="287"/>
+          <w:tblHeader/>
         </w:trPr>
         <w:tc>
           <w:tcPr>
-            <w:tcW w:w="488" w:type="dxa"/>
+            <w:tcW w:w="466" w:type="dxa"/>
             <w:tcBorders>
               <w:top w:val="nil"/>
               <w:left w:val="single" w:sz="12" w:space="0" w:color="000000"/>
@@ -3107,7 +3229,7 @@
         </w:tc>
         <w:tc>
           <w:tcPr>
-            <w:tcW w:w="2940" w:type="dxa"/>
+            <w:tcW w:w="4379" w:type="dxa"/>
             <w:tcBorders>
               <w:top w:val="nil"/>
               <w:left w:val="nil"/>
@@ -3132,7 +3254,7 @@
         </w:tc>
         <w:tc>
           <w:tcPr>
-            <w:tcW w:w="5975" w:type="dxa"/>
+            <w:tcW w:w="3830" w:type="dxa"/>
             <w:tcBorders>
               <w:top w:val="nil"/>
               <w:left w:val="nil"/>
@@ -3157,7 +3279,7 @@
         </w:tc>
         <w:tc>
           <w:tcPr>
-            <w:tcW w:w="505" w:type="dxa"/>
+            <w:tcW w:w="540" w:type="dxa"/>
             <w:tcBorders>
               <w:top w:val="nil"/>
               <w:left w:val="nil"/>
@@ -3185,7 +3307,7 @@
         </w:tc>
         <w:tc>
           <w:tcPr>
-            <w:tcW w:w="534" w:type="dxa"/>
+            <w:tcW w:w="524" w:type="dxa"/>
             <w:tcBorders>
               <w:top w:val="nil"/>
               <w:left w:val="nil"/>
@@ -3213,7 +3335,7 @@
         </w:tc>
         <w:tc>
           <w:tcPr>
-            <w:tcW w:w="551" w:type="dxa"/>
+            <w:tcW w:w="546" w:type="dxa"/>
             <w:tcBorders>
               <w:top w:val="nil"/>
               <w:left w:val="nil"/>
@@ -3241,7 +3363,7 @@
         </w:tc>
         <w:tc>
           <w:tcPr>
-            <w:tcW w:w="527" w:type="dxa"/>
+            <w:tcW w:w="515" w:type="dxa"/>
             <w:tcBorders>
               <w:top w:val="nil"/>
               <w:left w:val="nil"/>
@@ -3272,10 +3394,11 @@
         <w:trPr>
           <w:cantSplit/>
           <w:trHeight w:val="287"/>
+          <w:tblHeader/>
         </w:trPr>
         <w:tc>
           <w:tcPr>
-            <w:tcW w:w="488" w:type="dxa"/>
+            <w:tcW w:w="466" w:type="dxa"/>
             <w:tcBorders>
               <w:top w:val="nil"/>
               <w:left w:val="single" w:sz="12" w:space="0" w:color="000000"/>
@@ -3300,7 +3423,7 @@
         </w:tc>
         <w:tc>
           <w:tcPr>
-            <w:tcW w:w="2940" w:type="dxa"/>
+            <w:tcW w:w="4379" w:type="dxa"/>
             <w:tcBorders>
               <w:top w:val="nil"/>
               <w:left w:val="nil"/>
@@ -3325,7 +3448,7 @@
         </w:tc>
         <w:tc>
           <w:tcPr>
-            <w:tcW w:w="5975" w:type="dxa"/>
+            <w:tcW w:w="3830" w:type="dxa"/>
             <w:tcBorders>
               <w:top w:val="nil"/>
               <w:left w:val="nil"/>
@@ -3350,7 +3473,7 @@
         </w:tc>
         <w:tc>
           <w:tcPr>
-            <w:tcW w:w="505" w:type="dxa"/>
+            <w:tcW w:w="540" w:type="dxa"/>
             <w:tcBorders>
               <w:top w:val="nil"/>
               <w:left w:val="nil"/>
@@ -3378,7 +3501,7 @@
         </w:tc>
         <w:tc>
           <w:tcPr>
-            <w:tcW w:w="534" w:type="dxa"/>
+            <w:tcW w:w="524" w:type="dxa"/>
             <w:tcBorders>
               <w:top w:val="nil"/>
               <w:left w:val="nil"/>
@@ -3406,7 +3529,7 @@
         </w:tc>
         <w:tc>
           <w:tcPr>
-            <w:tcW w:w="551" w:type="dxa"/>
+            <w:tcW w:w="546" w:type="dxa"/>
             <w:tcBorders>
               <w:top w:val="nil"/>
               <w:left w:val="nil"/>
@@ -3434,7 +3557,7 @@
         </w:tc>
         <w:tc>
           <w:tcPr>
-            <w:tcW w:w="527" w:type="dxa"/>
+            <w:tcW w:w="515" w:type="dxa"/>
             <w:tcBorders>
               <w:top w:val="nil"/>
               <w:left w:val="nil"/>
@@ -3465,10 +3588,11 @@
         <w:trPr>
           <w:cantSplit/>
           <w:trHeight w:val="287"/>
+          <w:tblHeader/>
         </w:trPr>
         <w:tc>
           <w:tcPr>
-            <w:tcW w:w="488" w:type="dxa"/>
+            <w:tcW w:w="466" w:type="dxa"/>
             <w:tcBorders>
               <w:top w:val="nil"/>
               <w:left w:val="single" w:sz="12" w:space="0" w:color="000000"/>
@@ -3493,7 +3617,7 @@
         </w:tc>
         <w:tc>
           <w:tcPr>
-            <w:tcW w:w="2940" w:type="dxa"/>
+            <w:tcW w:w="4379" w:type="dxa"/>
             <w:tcBorders>
               <w:top w:val="nil"/>
               <w:left w:val="nil"/>
@@ -3518,7 +3642,7 @@
         </w:tc>
         <w:tc>
           <w:tcPr>
-            <w:tcW w:w="5975" w:type="dxa"/>
+            <w:tcW w:w="3830" w:type="dxa"/>
             <w:tcBorders>
               <w:top w:val="nil"/>
               <w:left w:val="nil"/>
@@ -3543,7 +3667,7 @@
         </w:tc>
         <w:tc>
           <w:tcPr>
-            <w:tcW w:w="505" w:type="dxa"/>
+            <w:tcW w:w="540" w:type="dxa"/>
             <w:tcBorders>
               <w:top w:val="nil"/>
               <w:left w:val="nil"/>
@@ -3571,7 +3695,7 @@
         </w:tc>
         <w:tc>
           <w:tcPr>
-            <w:tcW w:w="534" w:type="dxa"/>
+            <w:tcW w:w="524" w:type="dxa"/>
             <w:tcBorders>
               <w:top w:val="nil"/>
               <w:left w:val="nil"/>
@@ -3599,7 +3723,7 @@
         </w:tc>
         <w:tc>
           <w:tcPr>
-            <w:tcW w:w="551" w:type="dxa"/>
+            <w:tcW w:w="546" w:type="dxa"/>
             <w:tcBorders>
               <w:top w:val="nil"/>
               <w:left w:val="nil"/>
@@ -3627,7 +3751,7 @@
         </w:tc>
         <w:tc>
           <w:tcPr>
-            <w:tcW w:w="527" w:type="dxa"/>
+            <w:tcW w:w="515" w:type="dxa"/>
             <w:tcBorders>
               <w:top w:val="nil"/>
               <w:left w:val="nil"/>
@@ -3658,10 +3782,11 @@
         <w:trPr>
           <w:cantSplit/>
           <w:trHeight w:val="287"/>
+          <w:tblHeader/>
         </w:trPr>
         <w:tc>
           <w:tcPr>
-            <w:tcW w:w="488" w:type="dxa"/>
+            <w:tcW w:w="466" w:type="dxa"/>
             <w:tcBorders>
               <w:top w:val="nil"/>
               <w:left w:val="single" w:sz="12" w:space="0" w:color="000000"/>
@@ -3686,7 +3811,7 @@
         </w:tc>
         <w:tc>
           <w:tcPr>
-            <w:tcW w:w="2940" w:type="dxa"/>
+            <w:tcW w:w="4379" w:type="dxa"/>
             <w:tcBorders>
               <w:top w:val="nil"/>
               <w:left w:val="nil"/>
@@ -3711,7 +3836,7 @@
         </w:tc>
         <w:tc>
           <w:tcPr>
-            <w:tcW w:w="5975" w:type="dxa"/>
+            <w:tcW w:w="3830" w:type="dxa"/>
             <w:tcBorders>
               <w:top w:val="nil"/>
               <w:left w:val="nil"/>
@@ -3736,7 +3861,7 @@
         </w:tc>
         <w:tc>
           <w:tcPr>
-            <w:tcW w:w="505" w:type="dxa"/>
+            <w:tcW w:w="540" w:type="dxa"/>
             <w:tcBorders>
               <w:top w:val="nil"/>
               <w:left w:val="nil"/>
@@ -3764,7 +3889,7 @@
         </w:tc>
         <w:tc>
           <w:tcPr>
-            <w:tcW w:w="534" w:type="dxa"/>
+            <w:tcW w:w="524" w:type="dxa"/>
             <w:tcBorders>
               <w:top w:val="nil"/>
               <w:left w:val="nil"/>
@@ -3792,7 +3917,7 @@
         </w:tc>
         <w:tc>
           <w:tcPr>
-            <w:tcW w:w="551" w:type="dxa"/>
+            <w:tcW w:w="546" w:type="dxa"/>
             <w:tcBorders>
               <w:top w:val="nil"/>
               <w:left w:val="nil"/>
@@ -3820,7 +3945,7 @@
         </w:tc>
         <w:tc>
           <w:tcPr>
-            <w:tcW w:w="527" w:type="dxa"/>
+            <w:tcW w:w="515" w:type="dxa"/>
             <w:tcBorders>
               <w:top w:val="nil"/>
               <w:left w:val="nil"/>
@@ -3851,10 +3976,11 @@
         <w:trPr>
           <w:cantSplit/>
           <w:trHeight w:val="287"/>
+          <w:tblHeader/>
         </w:trPr>
         <w:tc>
           <w:tcPr>
-            <w:tcW w:w="488" w:type="dxa"/>
+            <w:tcW w:w="466" w:type="dxa"/>
             <w:tcBorders>
               <w:top w:val="nil"/>
               <w:left w:val="single" w:sz="12" w:space="0" w:color="000000"/>
@@ -3873,14 +3999,13 @@
           </w:tcPr>
           <w:p>
             <w:r>
-              <w:lastRenderedPageBreak/>
               <w:t> </w:t>
             </w:r>
           </w:p>
         </w:tc>
         <w:tc>
           <w:tcPr>
-            <w:tcW w:w="2940" w:type="dxa"/>
+            <w:tcW w:w="4379" w:type="dxa"/>
             <w:tcBorders>
               <w:top w:val="nil"/>
               <w:left w:val="nil"/>
@@ -3905,7 +4030,7 @@
         </w:tc>
         <w:tc>
           <w:tcPr>
-            <w:tcW w:w="5975" w:type="dxa"/>
+            <w:tcW w:w="3830" w:type="dxa"/>
             <w:tcBorders>
               <w:top w:val="nil"/>
               <w:left w:val="nil"/>
@@ -3930,7 +4055,7 @@
         </w:tc>
         <w:tc>
           <w:tcPr>
-            <w:tcW w:w="505" w:type="dxa"/>
+            <w:tcW w:w="540" w:type="dxa"/>
             <w:tcBorders>
               <w:top w:val="nil"/>
               <w:left w:val="nil"/>
@@ -3958,7 +4083,7 @@
         </w:tc>
         <w:tc>
           <w:tcPr>
-            <w:tcW w:w="534" w:type="dxa"/>
+            <w:tcW w:w="524" w:type="dxa"/>
             <w:tcBorders>
               <w:top w:val="nil"/>
               <w:left w:val="nil"/>
@@ -3986,7 +4111,7 @@
         </w:tc>
         <w:tc>
           <w:tcPr>
-            <w:tcW w:w="551" w:type="dxa"/>
+            <w:tcW w:w="546" w:type="dxa"/>
             <w:tcBorders>
               <w:top w:val="nil"/>
               <w:left w:val="nil"/>
@@ -4014,7 +4139,7 @@
         </w:tc>
         <w:tc>
           <w:tcPr>
-            <w:tcW w:w="527" w:type="dxa"/>
+            <w:tcW w:w="515" w:type="dxa"/>
             <w:tcBorders>
               <w:top w:val="nil"/>
               <w:left w:val="nil"/>
@@ -4045,10 +4170,11 @@
         <w:trPr>
           <w:cantSplit/>
           <w:trHeight w:val="287"/>
+          <w:tblHeader/>
         </w:trPr>
         <w:tc>
           <w:tcPr>
-            <w:tcW w:w="488" w:type="dxa"/>
+            <w:tcW w:w="466" w:type="dxa"/>
             <w:tcBorders>
               <w:top w:val="nil"/>
               <w:left w:val="single" w:sz="12" w:space="0" w:color="000000"/>
@@ -4067,13 +4193,14 @@
           </w:tcPr>
           <w:p>
             <w:r>
+              <w:lastRenderedPageBreak/>
               <w:t>8 </w:t>
             </w:r>
           </w:p>
         </w:tc>
         <w:tc>
           <w:tcPr>
-            <w:tcW w:w="2940" w:type="dxa"/>
+            <w:tcW w:w="4379" w:type="dxa"/>
             <w:tcBorders>
               <w:top w:val="nil"/>
               <w:left w:val="nil"/>
@@ -4098,7 +4225,7 @@
         </w:tc>
         <w:tc>
           <w:tcPr>
-            <w:tcW w:w="5975" w:type="dxa"/>
+            <w:tcW w:w="3830" w:type="dxa"/>
             <w:tcBorders>
               <w:top w:val="nil"/>
               <w:left w:val="nil"/>
@@ -4123,7 +4250,7 @@
         </w:tc>
         <w:tc>
           <w:tcPr>
-            <w:tcW w:w="505" w:type="dxa"/>
+            <w:tcW w:w="540" w:type="dxa"/>
             <w:tcBorders>
               <w:top w:val="nil"/>
               <w:left w:val="nil"/>
@@ -4151,7 +4278,7 @@
         </w:tc>
         <w:tc>
           <w:tcPr>
-            <w:tcW w:w="534" w:type="dxa"/>
+            <w:tcW w:w="524" w:type="dxa"/>
             <w:tcBorders>
               <w:top w:val="nil"/>
               <w:left w:val="nil"/>
@@ -4179,7 +4306,7 @@
         </w:tc>
         <w:tc>
           <w:tcPr>
-            <w:tcW w:w="551" w:type="dxa"/>
+            <w:tcW w:w="546" w:type="dxa"/>
             <w:tcBorders>
               <w:top w:val="nil"/>
               <w:left w:val="nil"/>
@@ -4207,7 +4334,7 @@
         </w:tc>
         <w:tc>
           <w:tcPr>
-            <w:tcW w:w="527" w:type="dxa"/>
+            <w:tcW w:w="515" w:type="dxa"/>
             <w:tcBorders>
               <w:top w:val="nil"/>
               <w:left w:val="nil"/>
@@ -4238,10 +4365,11 @@
         <w:trPr>
           <w:cantSplit/>
           <w:trHeight w:val="287"/>
+          <w:tblHeader/>
         </w:trPr>
         <w:tc>
           <w:tcPr>
-            <w:tcW w:w="488" w:type="dxa"/>
+            <w:tcW w:w="466" w:type="dxa"/>
             <w:tcBorders>
               <w:top w:val="nil"/>
               <w:left w:val="single" w:sz="12" w:space="0" w:color="000000"/>
@@ -4266,7 +4394,7 @@
         </w:tc>
         <w:tc>
           <w:tcPr>
-            <w:tcW w:w="2940" w:type="dxa"/>
+            <w:tcW w:w="4379" w:type="dxa"/>
             <w:tcBorders>
               <w:top w:val="nil"/>
               <w:left w:val="nil"/>
@@ -4291,7 +4419,7 @@
         </w:tc>
         <w:tc>
           <w:tcPr>
-            <w:tcW w:w="5975" w:type="dxa"/>
+            <w:tcW w:w="3830" w:type="dxa"/>
             <w:tcBorders>
               <w:top w:val="nil"/>
               <w:left w:val="nil"/>
@@ -4316,7 +4444,7 @@
         </w:tc>
         <w:tc>
           <w:tcPr>
-            <w:tcW w:w="505" w:type="dxa"/>
+            <w:tcW w:w="540" w:type="dxa"/>
             <w:tcBorders>
               <w:top w:val="nil"/>
               <w:left w:val="nil"/>
@@ -4344,7 +4472,7 @@
         </w:tc>
         <w:tc>
           <w:tcPr>
-            <w:tcW w:w="534" w:type="dxa"/>
+            <w:tcW w:w="524" w:type="dxa"/>
             <w:tcBorders>
               <w:top w:val="nil"/>
               <w:left w:val="nil"/>
@@ -4372,7 +4500,7 @@
         </w:tc>
         <w:tc>
           <w:tcPr>
-            <w:tcW w:w="551" w:type="dxa"/>
+            <w:tcW w:w="546" w:type="dxa"/>
             <w:tcBorders>
               <w:top w:val="nil"/>
               <w:left w:val="nil"/>
@@ -4400,29 +4528,29 @@
         </w:tc>
         <w:tc>
           <w:tcPr>
-            <w:tcW w:w="527" w:type="dxa"/>
-            <w:tcBorders>
-              <w:top w:val="nil"/>
-              <w:left w:val="nil"/>
-              <w:bottom w:val="single" w:sz="12" w:space="0" w:color="000000"/>
-              <w:right w:val="single" w:sz="12" w:space="0" w:color="000000"/>
-            </w:tcBorders>
-            <w:shd w:val="clear" w:color="auto" w:fill="FFFFFF"/>
-            <w:tcMar>
-              <w:top w:w="27" w:type="dxa"/>
-              <w:left w:w="54" w:type="dxa"/>
-              <w:bottom w:w="27" w:type="dxa"/>
-              <w:right w:w="54" w:type="dxa"/>
-            </w:tcMar>
-            <w:vAlign w:val="center"/>
-            <w:hideMark/>
-          </w:tcPr>
-          <w:p>
-            <w:pPr>
-              <w:jc w:val="center"/>
-            </w:pPr>
-            <w:r>
-              <w:t>2</w:t>
+            <w:tcW w:w="515" w:type="dxa"/>
+            <w:tcBorders>
+              <w:top w:val="nil"/>
+              <w:left w:val="nil"/>
+              <w:bottom w:val="single" w:sz="12" w:space="0" w:color="000000"/>
+              <w:right w:val="single" w:sz="12" w:space="0" w:color="000000"/>
+            </w:tcBorders>
+            <w:shd w:val="clear" w:color="auto" w:fill="FFFFFF"/>
+            <w:tcMar>
+              <w:top w:w="27" w:type="dxa"/>
+              <w:left w:w="54" w:type="dxa"/>
+              <w:bottom w:w="27" w:type="dxa"/>
+              <w:right w:w="54" w:type="dxa"/>
+            </w:tcMar>
+            <w:vAlign w:val="center"/>
+            <w:hideMark/>
+          </w:tcPr>
+          <w:p>
+            <w:pPr>
+              <w:jc w:val="center"/>
+            </w:pPr>
+            <w:r>
+              <w:t>1</w:t>
             </w:r>
           </w:p>
         </w:tc>
@@ -4431,10 +4559,11 @@
         <w:trPr>
           <w:cantSplit/>
           <w:trHeight w:val="287"/>
+          <w:tblHeader/>
         </w:trPr>
         <w:tc>
           <w:tcPr>
-            <w:tcW w:w="488" w:type="dxa"/>
+            <w:tcW w:w="466" w:type="dxa"/>
             <w:tcBorders>
               <w:top w:val="nil"/>
               <w:left w:val="single" w:sz="12" w:space="0" w:color="000000"/>
@@ -4459,7 +4588,7 @@
         </w:tc>
         <w:tc>
           <w:tcPr>
-            <w:tcW w:w="2940" w:type="dxa"/>
+            <w:tcW w:w="4379" w:type="dxa"/>
             <w:tcBorders>
               <w:top w:val="nil"/>
               <w:left w:val="nil"/>
@@ -4484,7 +4613,7 @@
         </w:tc>
         <w:tc>
           <w:tcPr>
-            <w:tcW w:w="5975" w:type="dxa"/>
+            <w:tcW w:w="3830" w:type="dxa"/>
             <w:tcBorders>
               <w:top w:val="nil"/>
               <w:left w:val="nil"/>
@@ -4509,7 +4638,7 @@
         </w:tc>
         <w:tc>
           <w:tcPr>
-            <w:tcW w:w="505" w:type="dxa"/>
+            <w:tcW w:w="540" w:type="dxa"/>
             <w:tcBorders>
               <w:top w:val="nil"/>
               <w:left w:val="nil"/>
@@ -4537,7 +4666,7 @@
         </w:tc>
         <w:tc>
           <w:tcPr>
-            <w:tcW w:w="534" w:type="dxa"/>
+            <w:tcW w:w="524" w:type="dxa"/>
             <w:tcBorders>
               <w:top w:val="nil"/>
               <w:left w:val="nil"/>
@@ -4565,7 +4694,7 @@
         </w:tc>
         <w:tc>
           <w:tcPr>
-            <w:tcW w:w="551" w:type="dxa"/>
+            <w:tcW w:w="546" w:type="dxa"/>
             <w:tcBorders>
               <w:top w:val="nil"/>
               <w:left w:val="nil"/>
@@ -4593,7 +4722,7 @@
         </w:tc>
         <w:tc>
           <w:tcPr>
-            <w:tcW w:w="527" w:type="dxa"/>
+            <w:tcW w:w="515" w:type="dxa"/>
             <w:tcBorders>
               <w:top w:val="nil"/>
               <w:left w:val="nil"/>
@@ -4624,10 +4753,11 @@
         <w:trPr>
           <w:cantSplit/>
           <w:trHeight w:val="287"/>
+          <w:tblHeader/>
         </w:trPr>
         <w:tc>
           <w:tcPr>
-            <w:tcW w:w="488" w:type="dxa"/>
+            <w:tcW w:w="466" w:type="dxa"/>
             <w:tcBorders>
               <w:top w:val="nil"/>
               <w:left w:val="single" w:sz="12" w:space="0" w:color="000000"/>
@@ -4652,7 +4782,7 @@
         </w:tc>
         <w:tc>
           <w:tcPr>
-            <w:tcW w:w="2940" w:type="dxa"/>
+            <w:tcW w:w="4379" w:type="dxa"/>
             <w:tcBorders>
               <w:top w:val="nil"/>
               <w:left w:val="nil"/>
@@ -4677,7 +4807,7 @@
         </w:tc>
         <w:tc>
           <w:tcPr>
-            <w:tcW w:w="5975" w:type="dxa"/>
+            <w:tcW w:w="3830" w:type="dxa"/>
             <w:tcBorders>
               <w:top w:val="nil"/>
               <w:left w:val="nil"/>
@@ -4702,7 +4832,7 @@
         </w:tc>
         <w:tc>
           <w:tcPr>
-            <w:tcW w:w="505" w:type="dxa"/>
+            <w:tcW w:w="540" w:type="dxa"/>
             <w:tcBorders>
               <w:top w:val="nil"/>
               <w:left w:val="nil"/>
@@ -4730,7 +4860,7 @@
         </w:tc>
         <w:tc>
           <w:tcPr>
-            <w:tcW w:w="534" w:type="dxa"/>
+            <w:tcW w:w="524" w:type="dxa"/>
             <w:tcBorders>
               <w:top w:val="nil"/>
               <w:left w:val="nil"/>
@@ -4758,7 +4888,7 @@
         </w:tc>
         <w:tc>
           <w:tcPr>
-            <w:tcW w:w="551" w:type="dxa"/>
+            <w:tcW w:w="546" w:type="dxa"/>
             <w:tcBorders>
               <w:top w:val="nil"/>
               <w:left w:val="nil"/>
@@ -4786,7 +4916,7 @@
         </w:tc>
         <w:tc>
           <w:tcPr>
-            <w:tcW w:w="527" w:type="dxa"/>
+            <w:tcW w:w="515" w:type="dxa"/>
             <w:tcBorders>
               <w:top w:val="nil"/>
               <w:left w:val="nil"/>
@@ -4817,10 +4947,11 @@
         <w:trPr>
           <w:cantSplit/>
           <w:trHeight w:val="287"/>
+          <w:tblHeader/>
         </w:trPr>
         <w:tc>
           <w:tcPr>
-            <w:tcW w:w="488" w:type="dxa"/>
+            <w:tcW w:w="466" w:type="dxa"/>
             <w:tcBorders>
               <w:top w:val="nil"/>
               <w:left w:val="single" w:sz="12" w:space="0" w:color="000000"/>
@@ -4845,7 +4976,7 @@
         </w:tc>
         <w:tc>
           <w:tcPr>
-            <w:tcW w:w="2940" w:type="dxa"/>
+            <w:tcW w:w="4379" w:type="dxa"/>
             <w:tcBorders>
               <w:top w:val="nil"/>
               <w:left w:val="nil"/>
@@ -4870,7 +5001,7 @@
         </w:tc>
         <w:tc>
           <w:tcPr>
-            <w:tcW w:w="5975" w:type="dxa"/>
+            <w:tcW w:w="3830" w:type="dxa"/>
             <w:tcBorders>
               <w:top w:val="nil"/>
               <w:left w:val="nil"/>
@@ -4895,7 +5026,7 @@
         </w:tc>
         <w:tc>
           <w:tcPr>
-            <w:tcW w:w="505" w:type="dxa"/>
+            <w:tcW w:w="540" w:type="dxa"/>
             <w:tcBorders>
               <w:top w:val="nil"/>
               <w:left w:val="nil"/>
@@ -4923,7 +5054,7 @@
         </w:tc>
         <w:tc>
           <w:tcPr>
-            <w:tcW w:w="534" w:type="dxa"/>
+            <w:tcW w:w="524" w:type="dxa"/>
             <w:tcBorders>
               <w:top w:val="nil"/>
               <w:left w:val="nil"/>
@@ -4951,7 +5082,7 @@
         </w:tc>
         <w:tc>
           <w:tcPr>
-            <w:tcW w:w="551" w:type="dxa"/>
+            <w:tcW w:w="546" w:type="dxa"/>
             <w:tcBorders>
               <w:top w:val="nil"/>
               <w:left w:val="nil"/>
@@ -4979,7 +5110,7 @@
         </w:tc>
         <w:tc>
           <w:tcPr>
-            <w:tcW w:w="527" w:type="dxa"/>
+            <w:tcW w:w="515" w:type="dxa"/>
             <w:tcBorders>
               <w:top w:val="nil"/>
               <w:left w:val="nil"/>
@@ -5778,6 +5909,7 @@
   <w:style w:type="character" w:default="1" w:styleId="DefaultParagraphFont">
     <w:name w:val="Default Paragraph Font"/>
     <w:uiPriority w:val="1"/>
+    <w:semiHidden/>
     <w:unhideWhenUsed/>
   </w:style>
   <w:style w:type="table" w:default="1" w:styleId="TableNormal">
